--- a/projects/fpga-systems/NexysA7/mem-ctrl-ip-ddr2/ddr2-characterization/docs/DDR2_Characterization_Guide_v0.95.docx
+++ b/projects/fpga-systems/NexysA7/mem-ctrl-ip-ddr2/ddr2-characterization/docs/DDR2_Characterization_Guide_v0.95.docx
@@ -160,7 +160,7 @@
             </w:rPr>
             <w:fldChar w:fldCharType="separate"/>
           </w:r>
-          <w:hyperlink w:anchor="__RefHeading___Toc7743_1339977371">
+          <w:hyperlink w:anchor="__RefHeading___Toc7790_2479639590">
             <w:r>
               <w:rPr>
                 <w:webHidden/>
@@ -181,7 +181,7 @@
             </w:tabs>
             <w:rPr/>
           </w:pPr>
-          <w:hyperlink w:anchor="__RefHeading___Toc7745_1339977371">
+          <w:hyperlink w:anchor="__RefHeading___Toc7792_2479639590">
             <w:r>
               <w:rPr>
                 <w:webHidden/>
@@ -202,7 +202,7 @@
             </w:tabs>
             <w:rPr/>
           </w:pPr>
-          <w:hyperlink w:anchor="__RefHeading___Toc7747_1339977371">
+          <w:hyperlink w:anchor="__RefHeading___Toc7794_2479639590">
             <w:r>
               <w:rPr>
                 <w:webHidden/>
@@ -210,7 +210,7 @@
               </w:rPr>
               <w:t>1.2 Terminology</w:t>
               <w:tab/>
-              <w:t>9</w:t>
+              <w:t>10</w:t>
             </w:r>
           </w:hyperlink>
         </w:p>
@@ -223,7 +223,7 @@
             </w:tabs>
             <w:rPr/>
           </w:pPr>
-          <w:hyperlink w:anchor="__RefHeading___Toc7749_1339977371">
+          <w:hyperlink w:anchor="__RefHeading___Toc7796_2479639590">
             <w:r>
               <w:rPr>
                 <w:webHidden/>
@@ -244,7 +244,7 @@
             </w:tabs>
             <w:rPr/>
           </w:pPr>
-          <w:hyperlink w:anchor="__RefHeading___Toc7751_1339977371">
+          <w:hyperlink w:anchor="__RefHeading___Toc7798_2479639590">
             <w:r>
               <w:rPr>
                 <w:webHidden/>
@@ -265,7 +265,7 @@
             </w:tabs>
             <w:rPr/>
           </w:pPr>
-          <w:hyperlink w:anchor="__RefHeading___Toc7753_1339977371">
+          <w:hyperlink w:anchor="__RefHeading___Toc7800_2479639590">
             <w:r>
               <w:rPr>
                 <w:webHidden/>
@@ -286,7 +286,7 @@
             </w:tabs>
             <w:rPr/>
           </w:pPr>
-          <w:hyperlink w:anchor="__RefHeading___Toc7755_1339977371">
+          <w:hyperlink w:anchor="__RefHeading___Toc7802_2479639590">
             <w:r>
               <w:rPr>
                 <w:webHidden/>
@@ -307,7 +307,7 @@
             </w:tabs>
             <w:rPr/>
           </w:pPr>
-          <w:hyperlink w:anchor="__RefHeading___Toc7757_1339977371">
+          <w:hyperlink w:anchor="__RefHeading___Toc7804_2479639590">
             <w:r>
               <w:rPr>
                 <w:webHidden/>
@@ -328,7 +328,7 @@
             </w:tabs>
             <w:rPr/>
           </w:pPr>
-          <w:hyperlink w:anchor="__RefHeading___Toc7759_1339977371">
+          <w:hyperlink w:anchor="__RefHeading___Toc7806_2479639590">
             <w:r>
               <w:rPr>
                 <w:webHidden/>
@@ -349,7 +349,7 @@
             </w:tabs>
             <w:rPr/>
           </w:pPr>
-          <w:hyperlink w:anchor="__RefHeading___Toc7761_1339977371">
+          <w:hyperlink w:anchor="__RefHeading___Toc7808_2479639590">
             <w:r>
               <w:rPr>
                 <w:webHidden/>
@@ -370,7 +370,7 @@
             </w:tabs>
             <w:rPr/>
           </w:pPr>
-          <w:hyperlink w:anchor="__RefHeading___Toc7763_1339977371">
+          <w:hyperlink w:anchor="__RefHeading___Toc7810_2479639590">
             <w:r>
               <w:rPr>
                 <w:webHidden/>
@@ -391,7 +391,7 @@
             </w:tabs>
             <w:rPr/>
           </w:pPr>
-          <w:hyperlink w:anchor="__RefHeading___Toc7765_1339977371">
+          <w:hyperlink w:anchor="__RefHeading___Toc7812_2479639590">
             <w:r>
               <w:rPr>
                 <w:webHidden/>
@@ -412,15 +412,15 @@
             </w:tabs>
             <w:rPr/>
           </w:pPr>
-          <w:hyperlink w:anchor="__RefHeading___Toc7767_1339977371">
+          <w:hyperlink w:anchor="__RefHeading___Toc7814_2479639590">
             <w:r>
               <w:rPr>
                 <w:webHidden/>
                 <w:rStyle w:val="IndexLink"/>
               </w:rPr>
-              <w:t>3.2 The 1→4 AXIL bridge</w:t>
+              <w:t>3.2 The 1→6 AXIL bridge</w:t>
               <w:tab/>
-              <w:t>14</w:t>
+              <w:t>15</w:t>
             </w:r>
           </w:hyperlink>
         </w:p>
@@ -433,7 +433,7 @@
             </w:tabs>
             <w:rPr/>
           </w:pPr>
-          <w:hyperlink w:anchor="__RefHeading___Toc7769_1339977371">
+          <w:hyperlink w:anchor="__RefHeading___Toc7816_2479639590">
             <w:r>
               <w:rPr>
                 <w:webHidden/>
@@ -441,7 +441,7 @@
               </w:rPr>
               <w:t>3.3 Key RTL blocks</w:t>
               <w:tab/>
-              <w:t>14</w:t>
+              <w:t>15</w:t>
             </w:r>
           </w:hyperlink>
         </w:p>
@@ -454,7 +454,7 @@
             </w:tabs>
             <w:rPr/>
           </w:pPr>
-          <w:hyperlink w:anchor="__RefHeading___Toc7771_1339977371">
+          <w:hyperlink w:anchor="__RefHeading___Toc7818_2479639590">
             <w:r>
               <w:rPr>
                 <w:webHidden/>
@@ -475,7 +475,7 @@
             </w:tabs>
             <w:rPr/>
           </w:pPr>
-          <w:hyperlink w:anchor="__RefHeading___Toc7773_1339977371">
+          <w:hyperlink w:anchor="__RefHeading___Toc7820_2479639590">
             <w:r>
               <w:rPr>
                 <w:webHidden/>
@@ -496,7 +496,7 @@
             </w:tabs>
             <w:rPr/>
           </w:pPr>
-          <w:hyperlink w:anchor="__RefHeading___Toc7775_1339977371">
+          <w:hyperlink w:anchor="__RefHeading___Toc7822_2479639590">
             <w:r>
               <w:rPr>
                 <w:webHidden/>
@@ -504,7 +504,7 @@
               </w:rPr>
               <w:t>4 Test Methodology</w:t>
               <w:tab/>
-              <w:t>17</w:t>
+              <w:t>18</w:t>
             </w:r>
           </w:hyperlink>
         </w:p>
@@ -517,7 +517,7 @@
             </w:tabs>
             <w:rPr/>
           </w:pPr>
-          <w:hyperlink w:anchor="__RefHeading___Toc7777_1339977371">
+          <w:hyperlink w:anchor="__RefHeading___Toc7824_2479639590">
             <w:r>
               <w:rPr>
                 <w:webHidden/>
@@ -525,7 +525,7 @@
               </w:rPr>
               <w:t>4.1 What is under test</w:t>
               <w:tab/>
-              <w:t>17</w:t>
+              <w:t>18</w:t>
             </w:r>
           </w:hyperlink>
         </w:p>
@@ -538,7 +538,7 @@
             </w:tabs>
             <w:rPr/>
           </w:pPr>
-          <w:hyperlink w:anchor="__RefHeading___Toc7779_1339977371">
+          <w:hyperlink w:anchor="__RefHeading___Toc7826_2479639590">
             <w:r>
               <w:rPr>
                 <w:webHidden/>
@@ -546,7 +546,7 @@
               </w:rPr>
               <w:t>4.2 What is measured, and how</w:t>
               <w:tab/>
-              <w:t>17</w:t>
+              <w:t>18</w:t>
             </w:r>
           </w:hyperlink>
         </w:p>
@@ -559,7 +559,7 @@
             </w:tabs>
             <w:rPr/>
           </w:pPr>
-          <w:hyperlink w:anchor="__RefHeading___Toc7781_1339977371">
+          <w:hyperlink w:anchor="__RefHeading___Toc7828_2479639590">
             <w:r>
               <w:rPr>
                 <w:webHidden/>
@@ -567,7 +567,7 @@
               </w:rPr>
               <w:t>4.3 Workloads</w:t>
               <w:tab/>
-              <w:t>17</w:t>
+              <w:t>18</w:t>
             </w:r>
           </w:hyperlink>
         </w:p>
@@ -580,7 +580,7 @@
             </w:tabs>
             <w:rPr/>
           </w:pPr>
-          <w:hyperlink w:anchor="__RefHeading___Toc7783_1339977371">
+          <w:hyperlink w:anchor="__RefHeading___Toc7830_2479639590">
             <w:r>
               <w:rPr>
                 <w:webHidden/>
@@ -588,7 +588,7 @@
               </w:rPr>
               <w:t>4.4 The oracle</w:t>
               <w:tab/>
-              <w:t>18</w:t>
+              <w:t>19</w:t>
             </w:r>
           </w:hyperlink>
         </w:p>
@@ -601,7 +601,7 @@
             </w:tabs>
             <w:rPr/>
           </w:pPr>
-          <w:hyperlink w:anchor="__RefHeading___Toc7785_1339977371">
+          <w:hyperlink w:anchor="__RefHeading___Toc7832_2479639590">
             <w:r>
               <w:rPr>
                 <w:webHidden/>
@@ -609,7 +609,7 @@
               </w:rPr>
               <w:t>4.5 Measurement pitfalls</w:t>
               <w:tab/>
-              <w:t>18</w:t>
+              <w:t>19</w:t>
             </w:r>
           </w:hyperlink>
         </w:p>
@@ -622,7 +622,7 @@
             </w:tabs>
             <w:rPr/>
           </w:pPr>
-          <w:hyperlink w:anchor="__RefHeading___Toc7787_1339977371">
+          <w:hyperlink w:anchor="__RefHeading___Toc7834_2479639590">
             <w:r>
               <w:rPr>
                 <w:webHidden/>
@@ -630,7 +630,7 @@
               </w:rPr>
               <w:t>5 Build and Run</w:t>
               <w:tab/>
-              <w:t>20</w:t>
+              <w:t>21</w:t>
             </w:r>
           </w:hyperlink>
         </w:p>
@@ -643,7 +643,7 @@
             </w:tabs>
             <w:rPr/>
           </w:pPr>
-          <w:hyperlink w:anchor="__RefHeading___Toc7789_1339977371">
+          <w:hyperlink w:anchor="__RefHeading___Toc7836_2479639590">
             <w:r>
               <w:rPr>
                 <w:webHidden/>
@@ -651,7 +651,7 @@
               </w:rPr>
               <w:t>5.1 build-perf make targets</w:t>
               <w:tab/>
-              <w:t>20</w:t>
+              <w:t>21</w:t>
             </w:r>
           </w:hyperlink>
         </w:p>
@@ -664,7 +664,7 @@
             </w:tabs>
             <w:rPr/>
           </w:pPr>
-          <w:hyperlink w:anchor="__RefHeading___Toc7791_1339977371">
+          <w:hyperlink w:anchor="__RefHeading___Toc7838_2479639590">
             <w:r>
               <w:rPr>
                 <w:webHidden/>
@@ -672,7 +672,7 @@
               </w:rPr>
               <w:t>5.2 The host programs (build-perf/host/)</w:t>
               <w:tab/>
-              <w:t>21</w:t>
+              <w:t>22</w:t>
             </w:r>
           </w:hyperlink>
         </w:p>
@@ -685,7 +685,7 @@
             </w:tabs>
             <w:rPr/>
           </w:pPr>
-          <w:hyperlink w:anchor="__RefHeading___Toc7793_1339977371">
+          <w:hyperlink w:anchor="__RefHeading___Toc7840_2479639590">
             <w:r>
               <w:rPr>
                 <w:webHidden/>
@@ -693,7 +693,7 @@
               </w:rPr>
               <w:t>5.3 The performance sweeps (build-perf/bin/)</w:t>
               <w:tab/>
-              <w:t>22</w:t>
+              <w:t>23</w:t>
             </w:r>
           </w:hyperlink>
         </w:p>
@@ -706,7 +706,7 @@
             </w:tabs>
             <w:rPr/>
           </w:pPr>
-          <w:hyperlink w:anchor="__RefHeading___Toc7795_1339977371">
+          <w:hyperlink w:anchor="__RefHeading___Toc7842_2479639590">
             <w:r>
               <w:rPr>
                 <w:webHidden/>
@@ -714,7 +714,7 @@
               </w:rPr>
               <w:t>5.4 Typical bring-up sequence</w:t>
               <w:tab/>
-              <w:t>22</w:t>
+              <w:t>23</w:t>
             </w:r>
           </w:hyperlink>
         </w:p>
@@ -727,7 +727,7 @@
             </w:tabs>
             <w:rPr/>
           </w:pPr>
-          <w:hyperlink w:anchor="__RefHeading___Toc7797_1339977371">
+          <w:hyperlink w:anchor="__RefHeading___Toc7844_2479639590">
             <w:r>
               <w:rPr>
                 <w:webHidden/>
@@ -735,7 +735,7 @@
               </w:rPr>
               <w:t>6 Harness CSR Configuration</w:t>
               <w:tab/>
-              <w:t>23</w:t>
+              <w:t>24</w:t>
             </w:r>
           </w:hyperlink>
         </w:p>
@@ -748,7 +748,7 @@
             </w:tabs>
             <w:rPr/>
           </w:pPr>
-          <w:hyperlink w:anchor="__RefHeading___Toc7799_1339977371">
+          <w:hyperlink w:anchor="__RefHeading___Toc7846_2479639590">
             <w:r>
               <w:rPr>
                 <w:webHidden/>
@@ -756,7 +756,7 @@
               </w:rPr>
               <w:t>6.1 Bridge address map</w:t>
               <w:tab/>
-              <w:t>23</w:t>
+              <w:t>24</w:t>
             </w:r>
           </w:hyperlink>
         </w:p>
@@ -769,7 +769,7 @@
             </w:tabs>
             <w:rPr/>
           </w:pPr>
-          <w:hyperlink w:anchor="__RefHeading___Toc7801_1339977371">
+          <w:hyperlink w:anchor="__RefHeading___Toc7848_2479639590">
             <w:r>
               <w:rPr>
                 <w:webHidden/>
@@ -777,7 +777,7 @@
               </w:rPr>
               <w:t>6.2 By-name access (RDL → regmap)</w:t>
               <w:tab/>
-              <w:t>23</w:t>
+              <w:t>24</w:t>
             </w:r>
           </w:hyperlink>
         </w:p>
@@ -790,7 +790,7 @@
             </w:tabs>
             <w:rPr/>
           </w:pPr>
-          <w:hyperlink w:anchor="__RefHeading___Toc7803_1339977371">
+          <w:hyperlink w:anchor="__RefHeading___Toc7850_2479639590">
             <w:r>
               <w:rPr>
                 <w:webHidden/>
@@ -798,7 +798,7 @@
               </w:rPr>
               <w:t>6.2.1 Waveform 5.1: Engine Kick and Poll</w:t>
               <w:tab/>
-              <w:t>24</w:t>
+              <w:t>25</w:t>
             </w:r>
           </w:hyperlink>
         </w:p>
@@ -811,7 +811,7 @@
             </w:tabs>
             <w:rPr/>
           </w:pPr>
-          <w:hyperlink w:anchor="__RefHeading___Toc7805_1339977371">
+          <w:hyperlink w:anchor="__RefHeading___Toc7852_2479639590">
             <w:r>
               <w:rPr>
                 <w:webHidden/>
@@ -819,7 +819,7 @@
               </w:rPr>
               <w:t>6.3 Control / status (offsets relative to HARNESS_CSR_BASE)</w:t>
               <w:tab/>
-              <w:t>24</w:t>
+              <w:t>25</w:t>
             </w:r>
           </w:hyperlink>
         </w:p>
@@ -832,7 +832,7 @@
             </w:tabs>
             <w:rPr/>
           </w:pPr>
-          <w:hyperlink w:anchor="__RefHeading___Toc7807_1339977371">
+          <w:hyperlink w:anchor="__RefHeading___Toc7854_2479639590">
             <w:r>
               <w:rPr>
                 <w:webHidden/>
@@ -840,7 +840,7 @@
               </w:rPr>
               <w:t>6.4 Timer</w:t>
               <w:tab/>
-              <w:t>26</w:t>
+              <w:t>27</w:t>
             </w:r>
           </w:hyperlink>
         </w:p>
@@ -853,7 +853,7 @@
             </w:tabs>
             <w:rPr/>
           </w:pPr>
-          <w:hyperlink w:anchor="__RefHeading___Toc7809_1339977371">
+          <w:hyperlink w:anchor="__RefHeading___Toc7856_2479639590">
             <w:r>
               <w:rPr>
                 <w:webHidden/>
@@ -861,7 +861,7 @@
               </w:rPr>
               <w:t>6.5 Runtime controller cfg + DFI tuning</w:t>
               <w:tab/>
-              <w:t>26</w:t>
+              <w:t>27</w:t>
             </w:r>
           </w:hyperlink>
         </w:p>
@@ -874,7 +874,7 @@
             </w:tabs>
             <w:rPr/>
           </w:pPr>
-          <w:hyperlink w:anchor="__RefHeading___Toc7811_1339977371">
+          <w:hyperlink w:anchor="__RefHeading___Toc7858_2479639590">
             <w:r>
               <w:rPr>
                 <w:webHidden/>
@@ -882,7 +882,7 @@
               </w:rPr>
               <w:t>6.6 a7ddrphy calibration passthrough (hardware only)</w:t>
               <w:tab/>
-              <w:t>27</w:t>
+              <w:t>28</w:t>
             </w:r>
           </w:hyperlink>
         </w:p>
@@ -895,7 +895,7 @@
             </w:tabs>
             <w:rPr/>
           </w:pPr>
-          <w:hyperlink w:anchor="__RefHeading___Toc7813_1339977371">
+          <w:hyperlink w:anchor="__RefHeading___Toc7860_2479639590">
             <w:r>
               <w:rPr>
                 <w:webHidden/>
@@ -903,7 +903,7 @@
               </w:rPr>
               <w:t>6.7 Engine config (WR 0x100–0x128, RD 0x180–0x1A8)</w:t>
               <w:tab/>
-              <w:t>27</w:t>
+              <w:t>28</w:t>
             </w:r>
           </w:hyperlink>
         </w:p>
@@ -916,7 +916,7 @@
             </w:tabs>
             <w:rPr/>
           </w:pPr>
-          <w:hyperlink w:anchor="__RefHeading___Toc7815_1339977371">
+          <w:hyperlink w:anchor="__RefHeading___Toc7862_2479639590">
             <w:r>
               <w:rPr>
                 <w:webHidden/>
@@ -924,7 +924,7 @@
               </w:rPr>
               <w:t>6.8 Perf observability (0x1C0–0x1E8)</w:t>
               <w:tab/>
-              <w:t>28</w:t>
+              <w:t>29</w:t>
             </w:r>
           </w:hyperlink>
         </w:p>
@@ -937,7 +937,7 @@
             </w:tabs>
             <w:rPr/>
           </w:pPr>
-          <w:hyperlink w:anchor="__RefHeading___Toc7817_1339977371">
+          <w:hyperlink w:anchor="__RefHeading___Toc7864_2479639590">
             <w:r>
               <w:rPr>
                 <w:webHidden/>
@@ -945,7 +945,7 @@
               </w:rPr>
               <w:t>7 Simulation / Silicon Equivalence</w:t>
               <w:tab/>
-              <w:t>29</w:t>
+              <w:t>30</w:t>
             </w:r>
           </w:hyperlink>
         </w:p>
@@ -958,7 +958,7 @@
             </w:tabs>
             <w:rPr/>
           </w:pPr>
-          <w:hyperlink w:anchor="__RefHeading___Toc7819_1339977371">
+          <w:hyperlink w:anchor="__RefHeading___Toc7866_2479639590">
             <w:r>
               <w:rPr>
                 <w:webHidden/>
@@ -966,7 +966,7 @@
               </w:rPr>
               <w:t>7.1 Testbenches</w:t>
               <w:tab/>
-              <w:t>29</w:t>
+              <w:t>30</w:t>
             </w:r>
           </w:hyperlink>
         </w:p>
@@ -979,7 +979,7 @@
             </w:tabs>
             <w:rPr/>
           </w:pPr>
-          <w:hyperlink w:anchor="__RefHeading___Toc7821_1339977371">
+          <w:hyperlink w:anchor="__RefHeading___Toc7868_2479639590">
             <w:r>
               <w:rPr>
                 <w:webHidden/>
@@ -987,7 +987,7 @@
               </w:rPr>
               <w:t>7.2 How the same program runs in sim</w:t>
               <w:tab/>
-              <w:t>29</w:t>
+              <w:t>30</w:t>
             </w:r>
           </w:hyperlink>
         </w:p>
@@ -1000,7 +1000,7 @@
             </w:tabs>
             <w:rPr/>
           </w:pPr>
-          <w:hyperlink w:anchor="__RefHeading___Toc7823_1339977371">
+          <w:hyperlink w:anchor="__RefHeading___Toc7870_2479639590">
             <w:r>
               <w:rPr>
                 <w:webHidden/>
@@ -1008,7 +1008,7 @@
               </w:rPr>
               <w:t>7.3 Match the board’s exact DFI config</w:t>
               <w:tab/>
-              <w:t>30</w:t>
+              <w:t>31</w:t>
             </w:r>
           </w:hyperlink>
         </w:p>
@@ -1021,7 +1021,7 @@
             </w:tabs>
             <w:rPr/>
           </w:pPr>
-          <w:hyperlink w:anchor="__RefHeading___Toc7825_1339977371">
+          <w:hyperlink w:anchor="__RefHeading___Toc7872_2479639590">
             <w:r>
               <w:rPr>
                 <w:webHidden/>
@@ -1029,7 +1029,7 @@
               </w:rPr>
               <w:t>7.4 What the sim can and cannot reproduce</w:t>
               <w:tab/>
-              <w:t>30</w:t>
+              <w:t>31</w:t>
             </w:r>
           </w:hyperlink>
         </w:p>
@@ -1042,7 +1042,7 @@
             </w:tabs>
             <w:rPr/>
           </w:pPr>
-          <w:hyperlink w:anchor="__RefHeading___Toc7827_1339977371">
+          <w:hyperlink w:anchor="__RefHeading___Toc7874_2479639590">
             <w:r>
               <w:rPr>
                 <w:webHidden/>
@@ -1050,7 +1050,7 @@
               </w:rPr>
               <w:t>8 Troubleshooting</w:t>
               <w:tab/>
-              <w:t>31</w:t>
+              <w:t>32</w:t>
             </w:r>
           </w:hyperlink>
         </w:p>
@@ -1063,7 +1063,7 @@
             </w:tabs>
             <w:rPr/>
           </w:pPr>
-          <w:hyperlink w:anchor="__RefHeading___Toc7829_1339977371">
+          <w:hyperlink w:anchor="__RefHeading___Toc7876_2479639590">
             <w:r>
               <w:rPr>
                 <w:webHidden/>
@@ -1071,7 +1071,7 @@
               </w:rPr>
               <w:t>8.1 Current board state</w:t>
               <w:tab/>
-              <w:t>31</w:t>
+              <w:t>32</w:t>
             </w:r>
           </w:hyperlink>
         </w:p>
@@ -1084,7 +1084,7 @@
             </w:tabs>
             <w:rPr/>
           </w:pPr>
-          <w:hyperlink w:anchor="__RefHeading___Toc7831_1339977371">
+          <w:hyperlink w:anchor="__RefHeading___Toc7878_2479639590">
             <w:r>
               <w:rPr>
                 <w:webHidden/>
@@ -1092,7 +1092,7 @@
               </w:rPr>
               <w:t>8.2 Sticky errors look like a wedge</w:t>
               <w:tab/>
-              <w:t>31</w:t>
+              <w:t>32</w:t>
             </w:r>
           </w:hyperlink>
         </w:p>
@@ -1105,7 +1105,7 @@
             </w:tabs>
             <w:rPr/>
           </w:pPr>
-          <w:hyperlink w:anchor="__RefHeading___Toc7833_1339977371">
+          <w:hyperlink w:anchor="__RefHeading___Toc7880_2479639590">
             <w:r>
               <w:rPr>
                 <w:webHidden/>
@@ -1113,7 +1113,7 @@
               </w:rPr>
               <w:t>8.3 Known bugs / bounds</w:t>
               <w:tab/>
-              <w:t>31</w:t>
+              <w:t>32</w:t>
             </w:r>
           </w:hyperlink>
         </w:p>
@@ -1126,7 +1126,7 @@
             </w:tabs>
             <w:rPr/>
           </w:pPr>
-          <w:hyperlink w:anchor="__RefHeading___Toc7835_1339977371">
+          <w:hyperlink w:anchor="__RefHeading___Toc7882_2479639590">
             <w:r>
               <w:rPr>
                 <w:webHidden/>
@@ -1134,7 +1134,7 @@
               </w:rPr>
               <w:t>8.4 Cannot find the board</w:t>
               <w:tab/>
-              <w:t>32</w:t>
+              <w:t>33</w:t>
             </w:r>
           </w:hyperlink>
         </w:p>
@@ -1147,7 +1147,7 @@
             </w:tabs>
             <w:rPr/>
           </w:pPr>
-          <w:hyperlink w:anchor="__RefHeading___Toc7837_1339977371">
+          <w:hyperlink w:anchor="__RefHeading___Toc7884_2479639590">
             <w:r>
               <w:rPr>
                 <w:webHidden/>
@@ -1155,7 +1155,7 @@
               </w:rPr>
               <w:t>8.5 a7ddrphy is not simulatable</w:t>
               <w:tab/>
-              <w:t>32</w:t>
+              <w:t>33</w:t>
             </w:r>
           </w:hyperlink>
         </w:p>
@@ -1168,7 +1168,7 @@
             </w:tabs>
             <w:rPr/>
           </w:pPr>
-          <w:hyperlink w:anchor="__RefHeading___Toc7839_1339977371">
+          <w:hyperlink w:anchor="__RefHeading___Toc7886_2479639590">
             <w:r>
               <w:rPr>
                 <w:webHidden/>
@@ -1176,7 +1176,7 @@
               </w:rPr>
               <w:t>8.6 debug_sram trace ring is disabled on this build</w:t>
               <w:tab/>
-              <w:t>32</w:t>
+              <w:t>33</w:t>
             </w:r>
           </w:hyperlink>
         </w:p>
@@ -1189,7 +1189,7 @@
             </w:tabs>
             <w:rPr/>
           </w:pPr>
-          <w:hyperlink w:anchor="__RefHeading___Toc7841_1339977371">
+          <w:hyperlink w:anchor="__RefHeading___Toc7888_2479639590">
             <w:r>
               <w:rPr>
                 <w:webHidden/>
@@ -1197,7 +1197,7 @@
               </w:rPr>
               <w:t>8.7 LiteDRAM baseline flow</w:t>
               <w:tab/>
-              <w:t>32</w:t>
+              <w:t>33</w:t>
             </w:r>
           </w:hyperlink>
         </w:p>
@@ -1210,7 +1210,7 @@
             </w:tabs>
             <w:rPr/>
           </w:pPr>
-          <w:hyperlink w:anchor="__RefHeading___Toc7843_1339977371">
+          <w:hyperlink w:anchor="__RefHeading___Toc7890_2479639590">
             <w:r>
               <w:rPr>
                 <w:webHidden/>
@@ -1218,7 +1218,7 @@
               </w:rPr>
               <w:t>9 Measured Results</w:t>
               <w:tab/>
-              <w:t>33</w:t>
+              <w:t>34</w:t>
             </w:r>
           </w:hyperlink>
         </w:p>
@@ -1231,7 +1231,7 @@
             </w:tabs>
             <w:rPr/>
           </w:pPr>
-          <w:hyperlink w:anchor="__RefHeading___Toc7845_1339977371">
+          <w:hyperlink w:anchor="__RefHeading___Toc7892_2479639590">
             <w:r>
               <w:rPr>
                 <w:webHidden/>
@@ -1239,7 +1239,7 @@
               </w:rPr>
               <w:t>9.1 8.1 Streaming bandwidth, and why short bursts fall short</w:t>
               <w:tab/>
-              <w:t>33</w:t>
+              <w:t>34</w:t>
             </w:r>
           </w:hyperlink>
         </w:p>
@@ -1252,7 +1252,7 @@
             </w:tabs>
             <w:rPr/>
           </w:pPr>
-          <w:hyperlink w:anchor="__RefHeading___Toc7847_1339977371">
+          <w:hyperlink w:anchor="__RefHeading___Toc7894_2479639590">
             <w:r>
               <w:rPr>
                 <w:webHidden/>
@@ -1260,7 +1260,7 @@
               </w:rPr>
               <w:t>9.2 8.2 How much idle the controller absorbs</w:t>
               <w:tab/>
-              <w:t>35</w:t>
+              <w:t>36</w:t>
             </w:r>
           </w:hyperlink>
         </w:p>
@@ -1273,7 +1273,7 @@
             </w:tabs>
             <w:rPr/>
           </w:pPr>
-          <w:hyperlink w:anchor="__RefHeading___Toc7849_1339977371">
+          <w:hyperlink w:anchor="__RefHeading___Toc7896_2479639590">
             <w:r>
               <w:rPr>
                 <w:webHidden/>
@@ -1281,7 +1281,7 @@
               </w:rPr>
               <w:t>9.2.1 Figure 8.1: Read Bandwidth vs Gap, Row-Major</w:t>
               <w:tab/>
-              <w:t>36</w:t>
+              <w:t>37</w:t>
             </w:r>
           </w:hyperlink>
         </w:p>
@@ -1294,7 +1294,7 @@
             </w:tabs>
             <w:rPr/>
           </w:pPr>
-          <w:hyperlink w:anchor="__RefHeading___Toc7851_1339977371">
+          <w:hyperlink w:anchor="__RefHeading___Toc7898_2479639590">
             <w:r>
               <w:rPr>
                 <w:webHidden/>
@@ -1302,7 +1302,7 @@
               </w:rPr>
               <w:t>9.2.2 Figure 8.2: Read Bandwidth vs Gap, Cacheline</w:t>
               <w:tab/>
-              <w:t>36</w:t>
+              <w:t>37</w:t>
             </w:r>
           </w:hyperlink>
         </w:p>
@@ -1315,7 +1315,7 @@
             </w:tabs>
             <w:rPr/>
           </w:pPr>
-          <w:hyperlink w:anchor="__RefHeading___Toc7853_1339977371">
+          <w:hyperlink w:anchor="__RefHeading___Toc7900_2479639590">
             <w:r>
               <w:rPr>
                 <w:webHidden/>
@@ -1323,7 +1323,7 @@
               </w:rPr>
               <w:t>9.2.3 Figure 8.3: Read Bandwidth vs Gap, Col-Major</w:t>
               <w:tab/>
-              <w:t>37</w:t>
+              <w:t>38</w:t>
             </w:r>
           </w:hyperlink>
         </w:p>
@@ -1336,7 +1336,7 @@
             </w:tabs>
             <w:rPr/>
           </w:pPr>
-          <w:hyperlink w:anchor="__RefHeading___Toc7855_1339977371">
+          <w:hyperlink w:anchor="__RefHeading___Toc7902_2479639590">
             <w:r>
               <w:rPr>
                 <w:webHidden/>
@@ -1344,7 +1344,7 @@
               </w:rPr>
               <w:t>9.2.4 Figure 8.4: Bus Bandwidth Across Gap and Generator Count</w:t>
               <w:tab/>
-              <w:t>38</w:t>
+              <w:t>39</w:t>
             </w:r>
           </w:hyperlink>
         </w:p>
@@ -1357,7 +1357,7 @@
             </w:tabs>
             <w:rPr/>
           </w:pPr>
-          <w:hyperlink w:anchor="__RefHeading___Toc7857_1339977371">
+          <w:hyperlink w:anchor="__RefHeading___Toc7904_2479639590">
             <w:r>
               <w:rPr>
                 <w:webHidden/>
@@ -1365,7 +1365,7 @@
               </w:rPr>
               <w:t>9.3 8.3 Where the cycles went</w:t>
               <w:tab/>
-              <w:t>38</w:t>
+              <w:t>39</w:t>
             </w:r>
           </w:hyperlink>
         </w:p>
@@ -1378,7 +1378,7 @@
             </w:tabs>
             <w:rPr/>
           </w:pPr>
-          <w:hyperlink w:anchor="__RefHeading___Toc7859_1339977371">
+          <w:hyperlink w:anchor="__RefHeading___Toc7906_2479639590">
             <w:r>
               <w:rPr>
                 <w:webHidden/>
@@ -1386,7 +1386,7 @@
               </w:rPr>
               <w:t>9.3.1 Figure 8.5: Cycle Breakdown at 1+1 — the Bend and its Cause</w:t>
               <w:tab/>
-              <w:t>39</w:t>
+              <w:t>40</w:t>
             </w:r>
           </w:hyperlink>
         </w:p>
@@ -1399,7 +1399,7 @@
             </w:tabs>
             <w:rPr/>
           </w:pPr>
-          <w:hyperlink w:anchor="__RefHeading___Toc7861_1339977371">
+          <w:hyperlink w:anchor="__RefHeading___Toc7908_2479639590">
             <w:r>
               <w:rPr>
                 <w:webHidden/>
@@ -1407,7 +1407,7 @@
               </w:rPr>
               <w:t>9.3.2 Figure 8.6: Cycle Breakdown at 4+4 — Saturated at Every Gap</w:t>
               <w:tab/>
-              <w:t>39</w:t>
+              <w:t>40</w:t>
             </w:r>
           </w:hyperlink>
         </w:p>
@@ -1420,7 +1420,7 @@
             </w:tabs>
             <w:rPr/>
           </w:pPr>
-          <w:hyperlink w:anchor="__RefHeading___Toc7863_1339977371">
+          <w:hyperlink w:anchor="__RefHeading___Toc7910_2479639590">
             <w:r>
               <w:rPr>
                 <w:webHidden/>
@@ -1428,7 +1428,7 @@
               </w:rPr>
               <w:t>9.4 8.4 Integrity, and one configuration that must not be quoted</w:t>
               <w:tab/>
-              <w:t>40</w:t>
+              <w:t>41</w:t>
             </w:r>
           </w:hyperlink>
         </w:p>
@@ -1441,7 +1441,7 @@
             </w:tabs>
             <w:rPr/>
           </w:pPr>
-          <w:hyperlink w:anchor="__RefHeading___Toc7865_1339977371">
+          <w:hyperlink w:anchor="__RefHeading___Toc7912_2479639590">
             <w:r>
               <w:rPr>
                 <w:webHidden/>
@@ -1449,7 +1449,7 @@
               </w:rPr>
               <w:t>9.5 8.5 What the three runtime modes are worth (2026-09-26)</w:t>
               <w:tab/>
-              <w:t>41</w:t>
+              <w:t>42</w:t>
             </w:r>
           </w:hyperlink>
         </w:p>
@@ -1462,7 +1462,7 @@
             </w:tabs>
             <w:rPr/>
           </w:pPr>
-          <w:hyperlink w:anchor="__RefHeading___Toc7867_1339977371">
+          <w:hyperlink w:anchor="__RefHeading___Toc7914_2479639590">
             <w:r>
               <w:rPr>
                 <w:webHidden/>
@@ -1470,7 +1470,7 @@
               </w:rPr>
               <w:t>9.5.1 Axis 1 — scheduling order</w:t>
               <w:tab/>
-              <w:t>41</w:t>
+              <w:t>42</w:t>
             </w:r>
           </w:hyperlink>
         </w:p>
@@ -1483,7 +1483,7 @@
             </w:tabs>
             <w:rPr/>
           </w:pPr>
-          <w:hyperlink w:anchor="__RefHeading___Toc7869_1339977371">
+          <w:hyperlink w:anchor="__RefHeading___Toc7916_2479639590">
             <w:r>
               <w:rPr>
                 <w:webHidden/>
@@ -1491,7 +1491,7 @@
               </w:rPr>
               <w:t>9.5.2 Axis 2 — page policy</w:t>
               <w:tab/>
-              <w:t>42</w:t>
+              <w:t>43</w:t>
             </w:r>
           </w:hyperlink>
         </w:p>
@@ -1504,7 +1504,7 @@
             </w:tabs>
             <w:rPr/>
           </w:pPr>
-          <w:hyperlink w:anchor="__RefHeading___Toc7871_1339977371">
+          <w:hyperlink w:anchor="__RefHeading___Toc7918_2479639590">
             <w:r>
               <w:rPr>
                 <w:webHidden/>
@@ -1512,7 +1512,7 @@
               </w:rPr>
               <w:t>9.5.3 Axis 3 — refresh</w:t>
               <w:tab/>
-              <w:t>42</w:t>
+              <w:t>43</w:t>
             </w:r>
           </w:hyperlink>
         </w:p>
@@ -1525,7 +1525,7 @@
             </w:tabs>
             <w:rPr/>
           </w:pPr>
-          <w:hyperlink w:anchor="__RefHeading___Toc7873_1339977371">
+          <w:hyperlink w:anchor="__RefHeading___Toc7920_2479639590">
             <w:r>
               <w:rPr>
                 <w:webHidden/>
@@ -1533,7 +1533,7 @@
               </w:rPr>
               <w:t>9.5.4 Multi-ID traffic</w:t>
               <w:tab/>
-              <w:t>43</w:t>
+              <w:t>44</w:t>
             </w:r>
           </w:hyperlink>
         </w:p>
@@ -1546,7 +1546,7 @@
             </w:tabs>
             <w:rPr/>
           </w:pPr>
-          <w:hyperlink w:anchor="__RefHeading___Toc7875_1339977371">
+          <w:hyperlink w:anchor="__RefHeading___Toc7922_2479639590">
             <w:r>
               <w:rPr>
                 <w:webHidden/>
@@ -1554,7 +1554,7 @@
               </w:rPr>
               <w:t>9.6 8.6 Reproducing these numbers</w:t>
               <w:tab/>
-              <w:t>43</w:t>
+              <w:t>44</w:t>
             </w:r>
           </w:hyperlink>
           <w:r>
@@ -1698,7 +1698,7 @@
           <w:rPr>
             <w:rStyle w:val="ListLabel1"/>
           </w:rPr>
-          <w:t>36</w:t>
+          <w:t>37</w:t>
         </w:r>
         <w:r>
           <w:rPr>
@@ -1755,7 +1755,7 @@
           <w:rPr>
             <w:rStyle w:val="ListLabel1"/>
           </w:rPr>
-          <w:t>36</w:t>
+          <w:t>37</w:t>
         </w:r>
         <w:r>
           <w:rPr>
@@ -1812,7 +1812,7 @@
           <w:rPr>
             <w:rStyle w:val="ListLabel1"/>
           </w:rPr>
-          <w:t>37</w:t>
+          <w:t>38</w:t>
         </w:r>
         <w:r>
           <w:rPr>
@@ -1869,7 +1869,7 @@
           <w:rPr>
             <w:rStyle w:val="ListLabel1"/>
           </w:rPr>
-          <w:t>38</w:t>
+          <w:t>39</w:t>
         </w:r>
         <w:r>
           <w:rPr>
@@ -1926,7 +1926,7 @@
           <w:rPr>
             <w:rStyle w:val="ListLabel1"/>
           </w:rPr>
-          <w:t>39</w:t>
+          <w:t>40</w:t>
         </w:r>
         <w:r>
           <w:rPr>
@@ -1983,7 +1983,7 @@
           <w:rPr>
             <w:rStyle w:val="ListLabel1"/>
           </w:rPr>
-          <w:t>39</w:t>
+          <w:t>40</w:t>
         </w:r>
         <w:r>
           <w:rPr>
@@ -2353,7 +2353,7 @@
           <w:rPr>
             <w:rStyle w:val="ListLabel1"/>
           </w:rPr>
-          <w:t>14</w:t>
+          <w:t>15</w:t>
         </w:r>
         <w:r>
           <w:rPr>
@@ -2410,7 +2410,7 @@
           <w:rPr>
             <w:rStyle w:val="ListLabel1"/>
           </w:rPr>
-          <w:t>17</w:t>
+          <w:t>18</w:t>
         </w:r>
         <w:r>
           <w:rPr>
@@ -2467,7 +2467,7 @@
           <w:rPr>
             <w:rStyle w:val="ListLabel1"/>
           </w:rPr>
-          <w:t>17</w:t>
+          <w:t>18</w:t>
         </w:r>
         <w:r>
           <w:rPr>
@@ -2524,7 +2524,7 @@
           <w:rPr>
             <w:rStyle w:val="ListLabel1"/>
           </w:rPr>
-          <w:t>20</w:t>
+          <w:t>21</w:t>
         </w:r>
         <w:r>
           <w:rPr>
@@ -2581,7 +2581,7 @@
           <w:rPr>
             <w:rStyle w:val="ListLabel1"/>
           </w:rPr>
-          <w:t>23</w:t>
+          <w:t>24</w:t>
         </w:r>
         <w:r>
           <w:rPr>
@@ -2638,7 +2638,7 @@
           <w:rPr>
             <w:rStyle w:val="ListLabel1"/>
           </w:rPr>
-          <w:t>24</w:t>
+          <w:t>25</w:t>
         </w:r>
         <w:r>
           <w:rPr>
@@ -2695,7 +2695,7 @@
           <w:rPr>
             <w:rStyle w:val="ListLabel1"/>
           </w:rPr>
-          <w:t>26</w:t>
+          <w:t>27</w:t>
         </w:r>
         <w:r>
           <w:rPr>
@@ -2752,7 +2752,7 @@
           <w:rPr>
             <w:rStyle w:val="ListLabel1"/>
           </w:rPr>
-          <w:t>26</w:t>
+          <w:t>27</w:t>
         </w:r>
         <w:r>
           <w:rPr>
@@ -2809,7 +2809,7 @@
           <w:rPr>
             <w:rStyle w:val="ListLabel1"/>
           </w:rPr>
-          <w:t>27</w:t>
+          <w:t>28</w:t>
         </w:r>
         <w:r>
           <w:rPr>
@@ -2866,7 +2866,7 @@
           <w:rPr>
             <w:rStyle w:val="ListLabel1"/>
           </w:rPr>
-          <w:t>27</w:t>
+          <w:t>28</w:t>
         </w:r>
         <w:r>
           <w:rPr>
@@ -2923,7 +2923,7 @@
           <w:rPr>
             <w:rStyle w:val="ListLabel1"/>
           </w:rPr>
-          <w:t>28</w:t>
+          <w:t>29</w:t>
         </w:r>
         <w:r>
           <w:rPr>
@@ -2980,7 +2980,7 @@
           <w:rPr>
             <w:rStyle w:val="ListLabel1"/>
           </w:rPr>
-          <w:t>29</w:t>
+          <w:t>30</w:t>
         </w:r>
         <w:r>
           <w:rPr>
@@ -3037,7 +3037,7 @@
           <w:rPr>
             <w:rStyle w:val="ListLabel1"/>
           </w:rPr>
-          <w:t>31</w:t>
+          <w:t>32</w:t>
         </w:r>
         <w:r>
           <w:rPr>
@@ -3094,7 +3094,7 @@
           <w:rPr>
             <w:rStyle w:val="ListLabel1"/>
           </w:rPr>
-          <w:t>33</w:t>
+          <w:t>34</w:t>
         </w:r>
         <w:r>
           <w:rPr>
@@ -3151,7 +3151,7 @@
           <w:rPr>
             <w:rStyle w:val="ListLabel1"/>
           </w:rPr>
-          <w:t>33</w:t>
+          <w:t>34</w:t>
         </w:r>
         <w:r>
           <w:rPr>
@@ -3208,7 +3208,7 @@
           <w:rPr>
             <w:rStyle w:val="ListLabel1"/>
           </w:rPr>
-          <w:t>34</w:t>
+          <w:t>35</w:t>
         </w:r>
         <w:r>
           <w:rPr>
@@ -3265,7 +3265,7 @@
           <w:rPr>
             <w:rStyle w:val="ListLabel1"/>
           </w:rPr>
-          <w:t>35</w:t>
+          <w:t>36</w:t>
         </w:r>
         <w:r>
           <w:rPr>
@@ -3322,7 +3322,7 @@
           <w:rPr>
             <w:rStyle w:val="ListLabel1"/>
           </w:rPr>
-          <w:t>38</w:t>
+          <w:t>39</w:t>
         </w:r>
         <w:r>
           <w:rPr>
@@ -3379,7 +3379,7 @@
           <w:rPr>
             <w:rStyle w:val="ListLabel1"/>
           </w:rPr>
-          <w:t>40</w:t>
+          <w:t>41</w:t>
         </w:r>
         <w:r>
           <w:rPr>
@@ -3436,7 +3436,7 @@
           <w:rPr>
             <w:rStyle w:val="ListLabel1"/>
           </w:rPr>
-          <w:t>41</w:t>
+          <w:t>42</w:t>
         </w:r>
         <w:r>
           <w:rPr>
@@ -3493,7 +3493,7 @@
           <w:rPr>
             <w:rStyle w:val="ListLabel1"/>
           </w:rPr>
-          <w:t>43</w:t>
+          <w:t>44</w:t>
         </w:r>
         <w:r>
           <w:rPr>
@@ -3578,7 +3578,7 @@
           <w:rPr>
             <w:rStyle w:val="ListLabel1"/>
           </w:rPr>
-          <w:t>24</w:t>
+          <w:t>25</w:t>
         </w:r>
         <w:r>
           <w:rPr>
@@ -3696,7 +3696,7 @@
         <w:spacing w:before="360" w:after="120"/>
         <w:rPr/>
       </w:pPr>
-      <w:bookmarkStart w:id="0" w:name="__RefHeading___Toc7743_1339977371"/>
+      <w:bookmarkStart w:id="0" w:name="__RefHeading___Toc7790_2479639590"/>
       <w:bookmarkEnd w:id="0"/>
       <w:r>
         <w:rPr>
@@ -3747,7 +3747,7 @@
           <w:rStyle w:val="VerbatimChar"/>
           <w:sz w:val="20"/>
         </w:rPr>
-        <w:t>projects/fpga-systems/NexysA7/pumice/ddr2-characterization</w:t>
+        <w:t>projects/fpga-systems/NexysA7/mem-ctrl-ip-ddr2/ddr2-characterization</w:t>
       </w:r>
       <w:r>
         <w:rPr>
@@ -3786,7 +3786,7 @@
           <w:rStyle w:val="VerbatimChar"/>
           <w:sz w:val="20"/>
         </w:rPr>
-        <w:t>projects/components/mem-ctrl-ip/pumice-ddr2-lpddr2</w:t>
+        <w:t>projects/components/mem-ctrl-ip/research-ip/pumice-ddr2-lpddr2</w:t>
       </w:r>
       <w:r>
         <w:rPr>
@@ -3879,7 +3879,7 @@
         <w:spacing w:before="280" w:after="80"/>
         <w:rPr/>
       </w:pPr>
-      <w:bookmarkStart w:id="1" w:name="__RefHeading___Toc7745_1339977371"/>
+      <w:bookmarkStart w:id="1" w:name="__RefHeading___Toc7792_2479639590"/>
       <w:bookmarkStart w:id="2" w:name="references"/>
       <w:bookmarkEnd w:id="1"/>
       <w:r>
@@ -4672,7 +4672,7 @@
         <w:spacing w:before="280" w:after="80"/>
         <w:rPr/>
       </w:pPr>
-      <w:bookmarkStart w:id="5" w:name="__RefHeading___Toc7747_1339977371"/>
+      <w:bookmarkStart w:id="5" w:name="__RefHeading___Toc7794_2479639590"/>
       <w:bookmarkStart w:id="6" w:name="terminology"/>
       <w:bookmarkEnd w:id="5"/>
       <w:r>
@@ -4923,7 +4923,7 @@
         <w:spacing w:before="280" w:after="80"/>
         <w:rPr/>
       </w:pPr>
-      <w:bookmarkStart w:id="8" w:name="__RefHeading___Toc7749_1339977371"/>
+      <w:bookmarkStart w:id="8" w:name="__RefHeading___Toc7796_2479639590"/>
       <w:bookmarkEnd w:id="8"/>
       <w:r>
         <w:rPr>
@@ -5200,7 +5200,7 @@
       <w:r>
         <w:br w:type="page"/>
       </w:r>
-      <w:bookmarkStart w:id="12" w:name="__RefHeading___Toc7751_1339977371"/>
+      <w:bookmarkStart w:id="12" w:name="__RefHeading___Toc7798_2479639590"/>
       <w:bookmarkEnd w:id="12"/>
       <w:r>
         <w:rPr>
@@ -5230,7 +5230,7 @@
         <w:spacing w:before="280" w:after="80"/>
         <w:rPr/>
       </w:pPr>
-      <w:bookmarkStart w:id="13" w:name="__RefHeading___Toc7753_1339977371"/>
+      <w:bookmarkStart w:id="13" w:name="__RefHeading___Toc7800_2479639590"/>
       <w:bookmarkStart w:id="14" w:name="what-it-characterizes"/>
       <w:bookmarkEnd w:id="13"/>
       <w:r>
@@ -5327,7 +5327,7 @@
         <w:spacing w:before="280" w:after="80"/>
         <w:rPr/>
       </w:pPr>
-      <w:bookmarkStart w:id="15" w:name="__RefHeading___Toc7755_1339977371"/>
+      <w:bookmarkStart w:id="15" w:name="__RefHeading___Toc7802_2479639590"/>
       <w:bookmarkStart w:id="16" w:name="the-three-flows"/>
       <w:bookmarkEnd w:id="15"/>
       <w:r>
@@ -5908,7 +5908,7 @@
           <w:rStyle w:val="VerbatimChar"/>
           <w:sz w:val="20"/>
         </w:rPr>
-        <w:t>projects/components/mem-ctrl-ip/pumice-ddr2-lpddr2/</w:t>
+        <w:t>projects/components/mem-ctrl-ip/research-ip/pumice-ddr2-lpddr2/</w:t>
       </w:r>
       <w:r>
         <w:rPr>
@@ -5927,7 +5927,7 @@
         <w:spacing w:before="280" w:after="80"/>
         <w:rPr/>
       </w:pPr>
-      <w:bookmarkStart w:id="18" w:name="__RefHeading___Toc7757_1339977371"/>
+      <w:bookmarkStart w:id="18" w:name="__RefHeading___Toc7804_2479639590"/>
       <w:bookmarkEnd w:id="18"/>
       <w:r>
         <w:rPr>
@@ -6508,7 +6508,7 @@
         <w:spacing w:before="280" w:after="80"/>
         <w:rPr/>
       </w:pPr>
-      <w:bookmarkStart w:id="21" w:name="__RefHeading___Toc7759_1339977371"/>
+      <w:bookmarkStart w:id="21" w:name="__RefHeading___Toc7806_2479639590"/>
       <w:bookmarkEnd w:id="21"/>
       <w:r>
         <w:rPr>
@@ -7249,7 +7249,7 @@
         <w:spacing w:before="360" w:after="120"/>
         <w:rPr/>
       </w:pPr>
-      <w:bookmarkStart w:id="23" w:name="__RefHeading___Toc7761_1339977371"/>
+      <w:bookmarkStart w:id="23" w:name="__RefHeading___Toc7808_2479639590"/>
       <w:bookmarkStart w:id="24" w:name="how-it-works"/>
       <w:bookmarkEnd w:id="23"/>
       <w:r>
@@ -7280,7 +7280,7 @@
         <w:spacing w:before="280" w:after="80"/>
         <w:rPr/>
       </w:pPr>
-      <w:bookmarkStart w:id="25" w:name="__RefHeading___Toc7763_1339977371"/>
+      <w:bookmarkStart w:id="25" w:name="__RefHeading___Toc7810_2479639590"/>
       <w:bookmarkStart w:id="26" w:name="the-transport-spine"/>
       <w:bookmarkEnd w:id="25"/>
       <w:r>
@@ -7320,7 +7320,7 @@
         <w:spacing w:before="200" w:after="80"/>
         <w:rPr/>
       </w:pPr>
-      <w:bookmarkStart w:id="27" w:name="__RefHeading___Toc7765_1339977371"/>
+      <w:bookmarkStart w:id="27" w:name="__RefHeading___Toc7812_2479639590"/>
       <w:bookmarkStart w:id="28" w:name="X1f5fcbc2250ac5068647b17b4e3675239762280"/>
       <w:bookmarkStart w:id="29" w:name="_Fig_1_DDR2_Characterizatio"/>
       <w:bookmarkEnd w:id="27"/>
@@ -7353,7 +7353,7 @@
         <w:rPr/>
         <w:drawing>
           <wp:inline distT="0" distB="0" distL="0" distR="0">
-            <wp:extent cx="5334000" cy="1462405"/>
+            <wp:extent cx="5334000" cy="5188585"/>
             <wp:effectExtent l="0" t="0" r="0" b="0"/>
             <wp:docPr id="10" name="Picture" descr="DDR2 characterization harness spine"/>
             <wp:cNvGraphicFramePr>
@@ -7377,7 +7377,7 @@
                   <pic:spPr bwMode="auto">
                     <a:xfrm>
                       <a:off x="0" y="0"/>
-                      <a:ext cx="5334000" cy="1462405"/>
+                      <a:ext cx="5334000" cy="5188585"/>
                     </a:xfrm>
                     <a:prstGeom prst="rect">
                       <a:avLst/>
@@ -7424,7 +7424,7 @@
           <w:rPr>
             <w:rStyle w:val="Hyperlink"/>
           </w:rPr>
-          <w:t>01_harness_spine.mmd</w:t>
+          <w:t>01_harness_spine.dot</w:t>
         </w:r>
       </w:hyperlink>
     </w:p>
@@ -7542,8 +7542,8 @@
         <w:spacing w:before="280" w:after="80"/>
         <w:rPr/>
       </w:pPr>
-      <w:bookmarkStart w:id="30" w:name="__RefHeading___Toc7767_1339977371"/>
-      <w:bookmarkStart w:id="31" w:name="the-14-axil-bridge"/>
+      <w:bookmarkStart w:id="30" w:name="__RefHeading___Toc7814_2479639590"/>
+      <w:bookmarkStart w:id="31" w:name="the-16-axil-bridge"/>
       <w:bookmarkEnd w:id="30"/>
       <w:r>
         <w:rPr>
@@ -7561,7 +7561,7 @@
           <w:sz w:val="28"/>
         </w:rPr>
         <w:tab/>
-        <w:t>The 1→4 AXIL bridge</w:t>
+        <w:t>The 1→6 AXIL bridge</w:t>
       </w:r>
     </w:p>
     <w:p>
@@ -7606,7 +7606,85 @@
         <w:rPr>
           <w:sz w:val="20"/>
         </w:rPr>
-        <w:t>, four slaves). It decodes the four windows in Chapter 5 and routes each host transaction to the right slave via per-slave adapters.</w:t>
+        <w:t xml:space="preserve">, six slaves: </w:t>
+      </w:r>
+      <w:r>
+        <w:rPr>
+          <w:rStyle w:val="VerbatimChar"/>
+          <w:sz w:val="20"/>
+        </w:rPr>
+        <w:t>ddr2_apb</w:t>
+      </w:r>
+      <w:r>
+        <w:rPr>
+          <w:sz w:val="20"/>
+        </w:rPr>
+        <w:t xml:space="preserve">, </w:t>
+      </w:r>
+      <w:r>
+        <w:rPr>
+          <w:rStyle w:val="VerbatimChar"/>
+          <w:sz w:val="20"/>
+        </w:rPr>
+        <w:t>harness_csr</w:t>
+      </w:r>
+      <w:r>
+        <w:rPr>
+          <w:sz w:val="20"/>
+        </w:rPr>
+        <w:t xml:space="preserve">, </w:t>
+      </w:r>
+      <w:r>
+        <w:rPr>
+          <w:rStyle w:val="VerbatimChar"/>
+          <w:sz w:val="20"/>
+        </w:rPr>
+        <w:t>debug_sram</w:t>
+      </w:r>
+      <w:r>
+        <w:rPr>
+          <w:sz w:val="20"/>
+        </w:rPr>
+        <w:t xml:space="preserve">, </w:t>
+      </w:r>
+      <w:r>
+        <w:rPr>
+          <w:rStyle w:val="VerbatimChar"/>
+          <w:sz w:val="20"/>
+        </w:rPr>
+        <w:t>dfi_mon_ram</w:t>
+      </w:r>
+      <w:r>
+        <w:rPr>
+          <w:sz w:val="20"/>
+        </w:rPr>
+        <w:t xml:space="preserve">, the unused </w:t>
+      </w:r>
+      <w:r>
+        <w:rPr>
+          <w:rStyle w:val="VerbatimChar"/>
+          <w:sz w:val="20"/>
+        </w:rPr>
+        <w:t>obs_apb</w:t>
+      </w:r>
+      <w:r>
+        <w:rPr>
+          <w:sz w:val="20"/>
+        </w:rPr>
+        <w:t xml:space="preserve"> expansion slot, and </w:t>
+      </w:r>
+      <w:r>
+        <w:rPr>
+          <w:rStyle w:val="VerbatimChar"/>
+          <w:sz w:val="20"/>
+        </w:rPr>
+        <w:t>chargen_apb</w:t>
+      </w:r>
+      <w:r>
+        <w:rPr>
+          <w:sz w:val="20"/>
+        </w:rPr>
+        <w:t>). It decodes those windows and routes each host transaction to the right slave via per-slave adapters.</w:t>
       </w:r>
       <w:bookmarkEnd w:id="31"/>
     </w:p>
@@ -7619,7 +7697,7 @@
         <w:spacing w:before="280" w:after="80"/>
         <w:rPr/>
       </w:pPr>
-      <w:bookmarkStart w:id="32" w:name="__RefHeading___Toc7769_1339977371"/>
+      <w:bookmarkStart w:id="32" w:name="__RefHeading___Toc7816_2479639590"/>
       <w:bookmarkEnd w:id="32"/>
       <w:r>
         <w:rPr>
@@ -8027,7 +8105,7 @@
                 <w:szCs w:val="24"/>
                 <w:lang w:val="en-US" w:eastAsia="en-US" w:bidi="ar-SA"/>
               </w:rPr>
-              <w:t>ddr2_char_framework/rtl/char_engine_block.sv</w:t>
+              <w:t>projects/fpga-systems/rtl/mem_char_framework/rtl/char_engine_block.sv</w:t>
             </w:r>
           </w:p>
         </w:tc>
@@ -8108,7 +8186,7 @@
                 <w:szCs w:val="24"/>
                 <w:lang w:val="en-US" w:eastAsia="en-US" w:bidi="ar-SA"/>
               </w:rPr>
-              <w:t>axi4_master_wr_pattern_gen</w:t>
+              <w:t>axi4_master_wr_injector</w:t>
             </w:r>
             <w:r>
               <w:rPr>
@@ -8138,7 +8216,67 @@
                 <w:szCs w:val="24"/>
                 <w:lang w:val="en-US" w:eastAsia="en-US" w:bidi="ar-SA"/>
               </w:rPr>
-              <w:t>), the two per-direction crossbars that merge them onto one AXI4 master, and the perf taps (bus meters + latency histograms) on that port. Shared by the pumice and LiteDRAM flows.</w:t>
+              <w:t>), the N:1 merge (</w:t>
+            </w:r>
+            <w:r>
+              <w:rPr>
+                <w:rStyle w:val="VerbatimChar"/>
+                <w:rFonts w:eastAsia="Cambria" w:cs=""/>
+                <w:kern w:val="0"/>
+                <w:szCs w:val="24"/>
+                <w:lang w:val="en-US" w:eastAsia="en-US" w:bidi="ar-SA"/>
+              </w:rPr>
+              <w:t>char_gen_axi_mux</w:t>
+            </w:r>
+            <w:r>
+              <w:rPr>
+                <w:rFonts w:eastAsia="Cambria" w:cs=""/>
+                <w:kern w:val="0"/>
+                <w:sz w:val="24"/>
+                <w:szCs w:val="24"/>
+                <w:lang w:val="en-US" w:eastAsia="en-US" w:bidi="ar-SA"/>
+              </w:rPr>
+              <w:t xml:space="preserve"> + </w:t>
+            </w:r>
+            <w:r>
+              <w:rPr>
+                <w:rStyle w:val="VerbatimChar"/>
+                <w:rFonts w:eastAsia="Cambria" w:cs=""/>
+                <w:kern w:val="0"/>
+                <w:szCs w:val="24"/>
+                <w:lang w:val="en-US" w:eastAsia="en-US" w:bidi="ar-SA"/>
+              </w:rPr>
+              <w:t>char_gen_wr_order_q</w:t>
+            </w:r>
+            <w:r>
+              <w:rPr>
+                <w:rFonts w:eastAsia="Cambria" w:cs=""/>
+                <w:kern w:val="0"/>
+                <w:sz w:val="24"/>
+                <w:szCs w:val="24"/>
+                <w:lang w:val="en-US" w:eastAsia="en-US" w:bidi="ar-SA"/>
+              </w:rPr>
+              <w:t xml:space="preserve">, inside </w:t>
+            </w:r>
+            <w:r>
+              <w:rPr>
+                <w:rStyle w:val="VerbatimChar"/>
+                <w:rFonts w:eastAsia="Cambria" w:cs=""/>
+                <w:kern w:val="0"/>
+                <w:szCs w:val="24"/>
+                <w:lang w:val="en-US" w:eastAsia="en-US" w:bidi="ar-SA"/>
+              </w:rPr>
+              <w:t>char_gen_unit</w:t>
+            </w:r>
+            <w:r>
+              <w:rPr>
+                <w:rFonts w:eastAsia="Cambria" w:cs=""/>
+                <w:kern w:val="0"/>
+                <w:sz w:val="24"/>
+                <w:szCs w:val="24"/>
+                <w:lang w:val="en-US" w:eastAsia="en-US" w:bidi="ar-SA"/>
+              </w:rPr>
+              <w:t>) onto one AXI4 master, and the perf taps (bus meters + latency histograms) on that port. Shared by the pumice and LiteDRAM flows.</w:t>
             </w:r>
           </w:p>
         </w:tc>
@@ -8277,7 +8415,7 @@
                 <w:szCs w:val="24"/>
                 <w:lang w:val="en-US" w:eastAsia="en-US" w:bidi="ar-SA"/>
               </w:rPr>
-              <w:t>ddr2_char_framework/rtl/harness_csr.sv</w:t>
+              <w:t>projects/fpga-systems/rtl/mem_char_framework/rtl/harness_csr.sv</w:t>
             </w:r>
           </w:p>
         </w:tc>
@@ -8475,7 +8613,7 @@
         <w:spacing w:before="280" w:after="80"/>
         <w:rPr/>
       </w:pPr>
-      <w:bookmarkStart w:id="35" w:name="__RefHeading___Toc7771_1339977371"/>
+      <w:bookmarkStart w:id="35" w:name="__RefHeading___Toc7818_2479639590"/>
       <w:bookmarkEnd w:id="35"/>
       <w:r>
         <w:rPr>
@@ -8584,7 +8722,7 @@
         <w:rPr>
           <w:rStyle w:val="VerbatimChar"/>
         </w:rPr>
-        <w:t>axi4_master_wr_pattern_gen</w:t>
+        <w:t>axi4_master_wr_injector</w:t>
       </w:r>
       <w:r>
         <w:rPr/>
@@ -8683,7 +8821,7 @@
         <w:spacing w:before="280" w:after="80"/>
         <w:rPr/>
       </w:pPr>
-      <w:bookmarkStart w:id="36" w:name="__RefHeading___Toc7773_1339977371"/>
+      <w:bookmarkStart w:id="36" w:name="__RefHeading___Toc7820_2479639590"/>
       <w:bookmarkStart w:id="37" w:name="the-controller-dfi-and-phy-black-boxes"/>
       <w:bookmarkEnd w:id="36"/>
       <w:r>
@@ -8808,7 +8946,7 @@
         <w:spacing w:before="360" w:after="120"/>
         <w:rPr/>
       </w:pPr>
-      <w:bookmarkStart w:id="38" w:name="__RefHeading___Toc7775_1339977371"/>
+      <w:bookmarkStart w:id="38" w:name="__RefHeading___Toc7822_2479639590"/>
       <w:bookmarkStart w:id="39" w:name="test-methodology"/>
       <w:bookmarkEnd w:id="38"/>
       <w:r>
@@ -8851,7 +8989,7 @@
         <w:spacing w:before="280" w:after="80"/>
         <w:rPr/>
       </w:pPr>
-      <w:bookmarkStart w:id="40" w:name="__RefHeading___Toc7777_1339977371"/>
+      <w:bookmarkStart w:id="40" w:name="__RefHeading___Toc7824_2479639590"/>
       <w:bookmarkStart w:id="41" w:name="what-is-under-test"/>
       <w:bookmarkEnd w:id="40"/>
       <w:r>
@@ -8909,7 +9047,7 @@
         <w:spacing w:before="280" w:after="80"/>
         <w:rPr/>
       </w:pPr>
-      <w:bookmarkStart w:id="42" w:name="__RefHeading___Toc7779_1339977371"/>
+      <w:bookmarkStart w:id="42" w:name="__RefHeading___Toc7826_2479639590"/>
       <w:bookmarkStart w:id="43" w:name="what-is-measured-and-how"/>
       <w:bookmarkEnd w:id="42"/>
       <w:r>
@@ -9567,7 +9705,7 @@
         <w:spacing w:before="280" w:after="80"/>
         <w:rPr/>
       </w:pPr>
-      <w:bookmarkStart w:id="45" w:name="__RefHeading___Toc7781_1339977371"/>
+      <w:bookmarkStart w:id="45" w:name="__RefHeading___Toc7828_2479639590"/>
       <w:bookmarkEnd w:id="45"/>
       <w:r>
         <w:rPr>
@@ -10073,7 +10211,7 @@
         <w:spacing w:before="280" w:after="80"/>
         <w:rPr/>
       </w:pPr>
-      <w:bookmarkStart w:id="48" w:name="__RefHeading___Toc7783_1339977371"/>
+      <w:bookmarkStart w:id="48" w:name="__RefHeading___Toc7830_2479639590"/>
       <w:bookmarkEnd w:id="48"/>
       <w:r>
         <w:rPr>
@@ -10168,7 +10306,7 @@
         <w:spacing w:before="280" w:after="80"/>
         <w:rPr/>
       </w:pPr>
-      <w:bookmarkStart w:id="49" w:name="__RefHeading___Toc7785_1339977371"/>
+      <w:bookmarkStart w:id="49" w:name="__RefHeading___Toc7832_2479639590"/>
       <w:bookmarkStart w:id="50" w:name="measurement-pitfalls"/>
       <w:bookmarkEnd w:id="49"/>
       <w:r>
@@ -10441,7 +10579,7 @@
         <w:spacing w:before="360" w:after="120"/>
         <w:rPr/>
       </w:pPr>
-      <w:bookmarkStart w:id="51" w:name="__RefHeading___Toc7787_1339977371"/>
+      <w:bookmarkStart w:id="51" w:name="__RefHeading___Toc7834_2479639590"/>
       <w:bookmarkStart w:id="52" w:name="build-and-run"/>
       <w:bookmarkEnd w:id="51"/>
       <w:r>
@@ -10582,7 +10720,7 @@
         <w:rPr>
           <w:rStyle w:val="NormalTok"/>
         </w:rPr>
-        <w:t xml:space="preserve"> projects/fpga-systems/NexysA7/pumice/build-perf</w:t>
+        <w:t xml:space="preserve"> projects/fpga-systems/NexysA7/mem-ctrl-ip-ddr2/build-perf</w:t>
       </w:r>
     </w:p>
     <w:p>
@@ -10594,7 +10732,7 @@
         <w:spacing w:before="280" w:after="80"/>
         <w:rPr/>
       </w:pPr>
-      <w:bookmarkStart w:id="53" w:name="__RefHeading___Toc7789_1339977371"/>
+      <w:bookmarkStart w:id="53" w:name="__RefHeading___Toc7836_2479639590"/>
       <w:bookmarkStart w:id="54" w:name="build-perf-make-targets"/>
       <w:bookmarkEnd w:id="53"/>
       <w:r>
@@ -12182,7 +12320,7 @@
         <w:spacing w:before="280" w:after="80"/>
         <w:rPr/>
       </w:pPr>
-      <w:bookmarkStart w:id="56" w:name="__RefHeading___Toc7791_1339977371"/>
+      <w:bookmarkStart w:id="56" w:name="__RefHeading___Toc7838_2479639590"/>
       <w:bookmarkStart w:id="57" w:name="the-host-programs-build-perfhost"/>
       <w:bookmarkEnd w:id="56"/>
       <w:r>
@@ -12807,7 +12945,7 @@
         <w:spacing w:before="280" w:after="80"/>
         <w:rPr/>
       </w:pPr>
-      <w:bookmarkStart w:id="58" w:name="__RefHeading___Toc7793_1339977371"/>
+      <w:bookmarkStart w:id="58" w:name="__RefHeading___Toc7840_2479639590"/>
       <w:bookmarkStart w:id="59" w:name="the-performance-sweeps-build-perfbin"/>
       <w:bookmarkEnd w:id="58"/>
       <w:r>
@@ -13272,7 +13410,7 @@
         <w:spacing w:before="280" w:after="80"/>
         <w:rPr/>
       </w:pPr>
-      <w:bookmarkStart w:id="60" w:name="__RefHeading___Toc7795_1339977371"/>
+      <w:bookmarkStart w:id="60" w:name="__RefHeading___Toc7842_2479639590"/>
       <w:bookmarkStart w:id="61" w:name="typical-bring-up-sequence"/>
       <w:bookmarkEnd w:id="60"/>
       <w:r>
@@ -13454,7 +13592,7 @@
         <w:spacing w:before="360" w:after="120"/>
         <w:rPr/>
       </w:pPr>
-      <w:bookmarkStart w:id="62" w:name="__RefHeading___Toc7797_1339977371"/>
+      <w:bookmarkStart w:id="62" w:name="__RefHeading___Toc7844_2479639590"/>
       <w:bookmarkEnd w:id="62"/>
       <w:r>
         <w:rPr>
@@ -13484,7 +13622,7 @@
         <w:spacing w:before="280" w:after="80"/>
         <w:rPr/>
       </w:pPr>
-      <w:bookmarkStart w:id="63" w:name="__RefHeading___Toc7799_1339977371"/>
+      <w:bookmarkStart w:id="63" w:name="__RefHeading___Toc7846_2479639590"/>
       <w:bookmarkEnd w:id="63"/>
       <w:r>
         <w:rPr>
@@ -14419,7 +14557,7 @@
         <w:spacing w:before="280" w:after="80"/>
         <w:rPr/>
       </w:pPr>
-      <w:bookmarkStart w:id="66" w:name="__RefHeading___Toc7801_1339977371"/>
+      <w:bookmarkStart w:id="66" w:name="__RefHeading___Toc7848_2479639590"/>
       <w:bookmarkEnd w:id="66"/>
       <w:r>
         <w:rPr>
@@ -14642,7 +14780,7 @@
         <w:spacing w:before="200" w:after="80"/>
         <w:rPr/>
       </w:pPr>
-      <w:bookmarkStart w:id="67" w:name="__RefHeading___Toc7803_1339977371"/>
+      <w:bookmarkStart w:id="67" w:name="__RefHeading___Toc7850_2479639590"/>
       <w:bookmarkStart w:id="68" w:name="waveform-5.1-engine-kick-and-poll"/>
       <w:bookmarkStart w:id="69" w:name="_Wave_5_1_Engine_Kick_and_Poll"/>
       <w:bookmarkEnd w:id="67"/>
@@ -14760,7 +14898,7 @@
         <w:spacing w:before="280" w:after="80"/>
         <w:rPr/>
       </w:pPr>
-      <w:bookmarkStart w:id="70" w:name="__RefHeading___Toc7805_1339977371"/>
+      <w:bookmarkStart w:id="70" w:name="__RefHeading___Toc7852_2479639590"/>
       <w:bookmarkEnd w:id="70"/>
       <w:r>
         <w:rPr>
@@ -18769,7 +18907,7 @@
         <w:spacing w:before="280" w:after="80"/>
         <w:rPr/>
       </w:pPr>
-      <w:bookmarkStart w:id="73" w:name="__RefHeading___Toc7807_1339977371"/>
+      <w:bookmarkStart w:id="73" w:name="__RefHeading___Toc7854_2479639590"/>
       <w:bookmarkEnd w:id="73"/>
       <w:r>
         <w:rPr>
@@ -19809,7 +19947,7 @@
         <w:spacing w:before="280" w:after="80"/>
         <w:rPr/>
       </w:pPr>
-      <w:bookmarkStart w:id="75" w:name="__RefHeading___Toc7809_1339977371"/>
+      <w:bookmarkStart w:id="75" w:name="__RefHeading___Toc7856_2479639590"/>
       <w:bookmarkEnd w:id="75"/>
       <w:r>
         <w:rPr>
@@ -21630,7 +21768,7 @@
         <w:spacing w:before="280" w:after="80"/>
         <w:rPr/>
       </w:pPr>
-      <w:bookmarkStart w:id="77" w:name="__RefHeading___Toc7811_1339977371"/>
+      <w:bookmarkStart w:id="77" w:name="__RefHeading___Toc7858_2479639590"/>
       <w:bookmarkEnd w:id="77"/>
       <w:r>
         <w:rPr>
@@ -22557,7 +22695,7 @@
         <w:spacing w:before="280" w:after="80"/>
         <w:rPr/>
       </w:pPr>
-      <w:bookmarkStart w:id="79" w:name="__RefHeading___Toc7813_1339977371"/>
+      <w:bookmarkStart w:id="79" w:name="__RefHeading___Toc7860_2479639590"/>
       <w:bookmarkEnd w:id="79"/>
       <w:r>
         <w:rPr>
@@ -24873,7 +25011,7 @@
         <w:spacing w:before="280" w:after="80"/>
         <w:rPr/>
       </w:pPr>
-      <w:bookmarkStart w:id="81" w:name="__RefHeading___Toc7815_1339977371"/>
+      <w:bookmarkStart w:id="81" w:name="__RefHeading___Toc7862_2479639590"/>
       <w:bookmarkEnd w:id="81"/>
       <w:r>
         <w:rPr>
@@ -26281,7 +26419,7 @@
       <w:r>
         <w:br w:type="page"/>
       </w:r>
-      <w:bookmarkStart w:id="84" w:name="__RefHeading___Toc7817_1339977371"/>
+      <w:bookmarkStart w:id="84" w:name="__RefHeading___Toc7864_2479639590"/>
       <w:bookmarkEnd w:id="84"/>
       <w:r>
         <w:rPr>
@@ -26402,7 +26540,7 @@
         <w:spacing w:before="280" w:after="80"/>
         <w:rPr/>
       </w:pPr>
-      <w:bookmarkStart w:id="85" w:name="__RefHeading___Toc7819_1339977371"/>
+      <w:bookmarkStart w:id="85" w:name="__RefHeading___Toc7866_2479639590"/>
       <w:bookmarkStart w:id="86" w:name="testbenches"/>
       <w:bookmarkEnd w:id="85"/>
       <w:r>
@@ -26929,7 +27067,7 @@
         <w:spacing w:before="280" w:after="80"/>
         <w:rPr/>
       </w:pPr>
-      <w:bookmarkStart w:id="88" w:name="__RefHeading___Toc7821_1339977371"/>
+      <w:bookmarkStart w:id="88" w:name="__RefHeading___Toc7868_2479639590"/>
       <w:bookmarkStart w:id="89" w:name="how-the-same-program-runs-in-sim"/>
       <w:bookmarkEnd w:id="88"/>
       <w:r>
@@ -27184,7 +27322,7 @@
         <w:spacing w:before="280" w:after="80"/>
         <w:rPr/>
       </w:pPr>
-      <w:bookmarkStart w:id="90" w:name="__RefHeading___Toc7823_1339977371"/>
+      <w:bookmarkStart w:id="90" w:name="__RefHeading___Toc7870_2479639590"/>
       <w:bookmarkStart w:id="91" w:name="match-the-boards-exact-dfi-config"/>
       <w:bookmarkEnd w:id="90"/>
       <w:r>
@@ -27393,7 +27531,7 @@
         <w:spacing w:before="280" w:after="80"/>
         <w:rPr/>
       </w:pPr>
-      <w:bookmarkStart w:id="92" w:name="__RefHeading___Toc7825_1339977371"/>
+      <w:bookmarkStart w:id="92" w:name="__RefHeading___Toc7872_2479639590"/>
       <w:bookmarkStart w:id="93" w:name="what-the-sim-can-and-cannot-reproduce"/>
       <w:bookmarkEnd w:id="92"/>
       <w:r>
@@ -27468,7 +27606,7 @@
         <w:spacing w:before="360" w:after="120"/>
         <w:rPr/>
       </w:pPr>
-      <w:bookmarkStart w:id="94" w:name="__RefHeading___Toc7827_1339977371"/>
+      <w:bookmarkStart w:id="94" w:name="__RefHeading___Toc7874_2479639590"/>
       <w:bookmarkStart w:id="95" w:name="troubleshooting"/>
       <w:bookmarkEnd w:id="94"/>
       <w:r>
@@ -27499,7 +27637,7 @@
         <w:spacing w:before="280" w:after="80"/>
         <w:rPr/>
       </w:pPr>
-      <w:bookmarkStart w:id="96" w:name="__RefHeading___Toc7829_1339977371"/>
+      <w:bookmarkStart w:id="96" w:name="__RefHeading___Toc7876_2479639590"/>
       <w:bookmarkStart w:id="97" w:name="current-board-state"/>
       <w:bookmarkEnd w:id="96"/>
       <w:r>
@@ -27696,7 +27834,7 @@
         <w:rPr>
           <w:sz w:val="20"/>
         </w:rPr>
-        <w:t>After the runtime page-policy fix, OPEN vs CLOSE page policy moved read throughput from ~12.7 MB/s to ~112 MB/s (8.8×) and write to ~44 MB/s (3.5×). For reference, LiteDRAM on the same board reaches ~600 MB/s peak (300 MT/s memtest).</w:t>
+        <w:t>After the runtime page-policy fix, OPEN vs CLOSE page policy moved read throughput from ~12.7 MB/s to ~112 MB/s (8.8×) and write to ~44 MB/s (3.5×) (measured 2026-07, pre-sdpram-fix). For reference, LiteDRAM on the same board reaches ~600 MB/s peak (300 MT/s memtest).</w:t>
       </w:r>
       <w:bookmarkEnd w:id="98"/>
     </w:p>
@@ -27709,7 +27847,7 @@
         <w:spacing w:before="280" w:after="80"/>
         <w:rPr/>
       </w:pPr>
-      <w:bookmarkStart w:id="99" w:name="__RefHeading___Toc7831_1339977371"/>
+      <w:bookmarkStart w:id="99" w:name="__RefHeading___Toc7878_2479639590"/>
       <w:bookmarkStart w:id="100" w:name="sticky-errors-look-like-a-wedge"/>
       <w:bookmarkEnd w:id="99"/>
       <w:r>
@@ -27854,7 +27992,7 @@
         <w:spacing w:before="280" w:after="80"/>
         <w:rPr/>
       </w:pPr>
-      <w:bookmarkStart w:id="101" w:name="__RefHeading___Toc7833_1339977371"/>
+      <w:bookmarkStart w:id="101" w:name="__RefHeading___Toc7880_2479639590"/>
       <w:bookmarkEnd w:id="101"/>
       <w:r>
         <w:rPr>
@@ -28482,7 +28620,7 @@
         <w:spacing w:before="280" w:after="80"/>
         <w:rPr/>
       </w:pPr>
-      <w:bookmarkStart w:id="104" w:name="__RefHeading___Toc7835_1339977371"/>
+      <w:bookmarkStart w:id="104" w:name="__RefHeading___Toc7882_2479639590"/>
       <w:bookmarkEnd w:id="104"/>
       <w:r>
         <w:rPr>
@@ -28576,7 +28714,7 @@
         <w:spacing w:before="280" w:after="80"/>
         <w:rPr/>
       </w:pPr>
-      <w:bookmarkStart w:id="105" w:name="__RefHeading___Toc7837_1339977371"/>
+      <w:bookmarkStart w:id="105" w:name="__RefHeading___Toc7884_2479639590"/>
       <w:bookmarkStart w:id="106" w:name="a7ddrphy-is-not-simulatable"/>
       <w:bookmarkEnd w:id="105"/>
       <w:r>
@@ -28757,7 +28895,7 @@
         <w:rPr>
           <w:rStyle w:val="NormalTok"/>
         </w:rPr>
-        <w:t xml:space="preserve"> projects/fpga-systems/NexysA7/pumice/build-perf</w:t>
+        <w:t xml:space="preserve"> projects/fpga-systems/NexysA7/mem-ctrl-ip-ddr2/build-perf</w:t>
       </w:r>
       <w:r>
         <w:rPr/>
@@ -28832,7 +28970,7 @@
         <w:spacing w:before="280" w:after="80"/>
         <w:rPr/>
       </w:pPr>
-      <w:bookmarkStart w:id="107" w:name="__RefHeading___Toc7839_1339977371"/>
+      <w:bookmarkStart w:id="107" w:name="__RefHeading___Toc7886_2479639590"/>
       <w:bookmarkStart w:id="108" w:name="Xb4996f7623cf6e6f0c38e9b6a581c6231bef54b"/>
       <w:bookmarkEnd w:id="107"/>
       <w:r>
@@ -28924,7 +29062,7 @@
         <w:spacing w:before="280" w:after="80"/>
         <w:rPr/>
       </w:pPr>
-      <w:bookmarkStart w:id="109" w:name="__RefHeading___Toc7841_1339977371"/>
+      <w:bookmarkStart w:id="109" w:name="__RefHeading___Toc7888_2479639590"/>
       <w:bookmarkStart w:id="110" w:name="litedram-baseline-flow"/>
       <w:bookmarkEnd w:id="109"/>
       <w:r>
@@ -29029,7 +29167,7 @@
         <w:spacing w:before="360" w:after="120"/>
         <w:rPr/>
       </w:pPr>
-      <w:bookmarkStart w:id="111" w:name="__RefHeading___Toc7843_1339977371"/>
+      <w:bookmarkStart w:id="111" w:name="__RefHeading___Toc7890_2479639590"/>
       <w:bookmarkStart w:id="112" w:name="measured-results"/>
       <w:bookmarkEnd w:id="111"/>
       <w:r>
@@ -29087,7 +29225,33 @@
         <w:rPr>
           <w:sz w:val="20"/>
         </w:rPr>
-        <w:t xml:space="preserve"> — 8 bytes per controller cycle. Measured 2026-09-14; sections 8.2 and 8.5 re-measured 2026-09-26 on the post-RBL-removal bitstream.</w:t>
+        <w:t xml:space="preserve"> — 8 bytes per controller cycle. Measured 2026-09-14; sections 8.2 and 8.5 re-measured 2026-09-26 on the post-RBL-removal bitstream; the page-friendly and page-thrash rows re-verified 2026-10-03 on the post-sdpram-fix image (</w:t>
+      </w:r>
+      <w:r>
+        <w:rPr>
+          <w:rStyle w:val="VerbatimChar"/>
+          <w:sz w:val="20"/>
+        </w:rPr>
+        <w:t>char_postfix_2026-10-03.csv</w:t>
+      </w:r>
+      <w:r>
+        <w:rPr>
+          <w:sz w:val="20"/>
+        </w:rPr>
+        <w:t xml:space="preserve"> — the fix is on the harness UART/debug SRAM, off this datapath: row_major bl16 read 572.3 MB/s, close_page </w:t>
+      </w:r>
+      <w:r>
+        <w:rPr>
+          <w:rStyle w:val="VerbatimChar"/>
+          <w:sz w:val="20"/>
+        </w:rPr>
+        <w:t>col_major</w:t>
+      </w:r>
+      <w:r>
+        <w:rPr>
+          <w:sz w:val="20"/>
+        </w:rPr>
+        <w:t xml:space="preserve"> bl8 read 195.2 MB/s to the digit of the 2026-09-26 campaign). The AxLEN/outstanding sweeps of 8.1/8.2 were not re-run post-fix; treat them as pre-fix dated.</w:t>
       </w:r>
     </w:p>
     <w:p>
@@ -29224,7 +29388,7 @@
         <w:spacing w:before="280" w:after="80"/>
         <w:rPr/>
       </w:pPr>
-      <w:bookmarkStart w:id="113" w:name="__RefHeading___Toc7845_1339977371"/>
+      <w:bookmarkStart w:id="113" w:name="__RefHeading___Toc7892_2479639590"/>
       <w:bookmarkStart w:id="114" w:name="X22d7e5910b116de5ae6c737e0d30d5de4ae8e7f"/>
       <w:bookmarkEnd w:id="113"/>
       <w:r>
@@ -31901,7 +32065,7 @@
         <w:spacing w:before="280" w:after="80"/>
         <w:rPr/>
       </w:pPr>
-      <w:bookmarkStart w:id="119" w:name="__RefHeading___Toc7847_1339977371"/>
+      <w:bookmarkStart w:id="119" w:name="__RefHeading___Toc7894_2479639590"/>
       <w:bookmarkStart w:id="120" w:name="how-much-idle-the-controller-absorbs"/>
       <w:bookmarkEnd w:id="119"/>
       <w:r>
@@ -32771,7 +32935,7 @@
         <w:spacing w:before="200" w:after="80"/>
         <w:rPr/>
       </w:pPr>
-      <w:bookmarkStart w:id="122" w:name="__RefHeading___Toc7849_1339977371"/>
+      <w:bookmarkStart w:id="122" w:name="__RefHeading___Toc7896_2479639590"/>
       <w:bookmarkStart w:id="123" w:name="X7d3d3ccbcf9951d8e372eec3bd2cda12cbfcd48"/>
       <w:bookmarkStart w:id="124" w:name="_Fig_2_Read_Bandwidth_vs_Ga"/>
       <w:bookmarkEnd w:id="122"/>
@@ -32859,7 +33023,7 @@
         <w:spacing w:before="200" w:after="80"/>
         <w:rPr/>
       </w:pPr>
-      <w:bookmarkStart w:id="126" w:name="__RefHeading___Toc7851_1339977371"/>
+      <w:bookmarkStart w:id="126" w:name="__RefHeading___Toc7898_2479639590"/>
       <w:bookmarkStart w:id="127" w:name="X6ce552149225a3e44ed9c803d80d0404120bc6e"/>
       <w:bookmarkStart w:id="128" w:name="_Fig_3_Read_Bandwidth_vs_Ga"/>
       <w:bookmarkEnd w:id="126"/>
@@ -32947,7 +33111,7 @@
         <w:spacing w:before="200" w:after="80"/>
         <w:rPr/>
       </w:pPr>
-      <w:bookmarkStart w:id="130" w:name="__RefHeading___Toc7853_1339977371"/>
+      <w:bookmarkStart w:id="130" w:name="__RefHeading___Toc7900_2479639590"/>
       <w:bookmarkStart w:id="131" w:name="X14210e00862bed14553606e442dcc0dd608fab3"/>
       <w:bookmarkStart w:id="132" w:name="_Fig_4_Read_Bandwidth_vs_Ga"/>
       <w:bookmarkEnd w:id="130"/>
@@ -33122,7 +33286,7 @@
         <w:spacing w:before="200" w:after="80"/>
         <w:rPr/>
       </w:pPr>
-      <w:bookmarkStart w:id="133" w:name="__RefHeading___Toc7855_1339977371"/>
+      <w:bookmarkStart w:id="133" w:name="__RefHeading___Toc7902_2479639590"/>
       <w:bookmarkStart w:id="134" w:name="X35e08b90557933efe9abc7ea7d98a88d81d3ae4"/>
       <w:bookmarkStart w:id="135" w:name="_Fig_5_Bus_Bandwidth_Across"/>
       <w:bookmarkEnd w:id="133"/>
@@ -33276,7 +33440,7 @@
         <w:spacing w:before="280" w:after="80"/>
         <w:rPr/>
       </w:pPr>
-      <w:bookmarkStart w:id="138" w:name="__RefHeading___Toc7857_1339977371"/>
+      <w:bookmarkStart w:id="138" w:name="__RefHeading___Toc7904_2479639590"/>
       <w:bookmarkStart w:id="139" w:name="where-the-cycles-went"/>
       <w:bookmarkEnd w:id="138"/>
       <w:r>
@@ -34182,7 +34346,7 @@
         <w:spacing w:before="200" w:after="80"/>
         <w:rPr/>
       </w:pPr>
-      <w:bookmarkStart w:id="141" w:name="__RefHeading___Toc7859_1339977371"/>
+      <w:bookmarkStart w:id="141" w:name="__RefHeading___Toc7906_2479639590"/>
       <w:bookmarkStart w:id="142" w:name="_Fig_6_Cycle_Breakdown_at_1"/>
       <w:bookmarkEnd w:id="141"/>
       <w:r>
@@ -34267,7 +34431,7 @@
         <w:spacing w:before="200" w:after="80"/>
         <w:rPr/>
       </w:pPr>
-      <w:bookmarkStart w:id="143" w:name="__RefHeading___Toc7861_1339977371"/>
+      <w:bookmarkStart w:id="143" w:name="__RefHeading___Toc7908_2479639590"/>
       <w:bookmarkStart w:id="144" w:name="X42d8d04f184b06e1200658c6825f90b87052569"/>
       <w:bookmarkStart w:id="145" w:name="_Fig_7_Cycle_Breakdown_at_4"/>
       <w:bookmarkEnd w:id="143"/>
@@ -34557,7 +34721,7 @@
         <w:spacing w:before="280" w:after="80"/>
         <w:rPr/>
       </w:pPr>
-      <w:bookmarkStart w:id="148" w:name="__RefHeading___Toc7863_1339977371"/>
+      <w:bookmarkStart w:id="148" w:name="__RefHeading___Toc7910_2479639590"/>
       <w:bookmarkStart w:id="149" w:name="Xd884ce0042b69dafd93569f411afcd2144cd607"/>
       <w:bookmarkEnd w:id="148"/>
       <w:r>
@@ -35376,7 +35540,7 @@
         <w:spacing w:before="280" w:after="80"/>
         <w:rPr/>
       </w:pPr>
-      <w:bookmarkStart w:id="152" w:name="__RefHeading___Toc7865_1339977371"/>
+      <w:bookmarkStart w:id="152" w:name="__RefHeading___Toc7912_2479639590"/>
       <w:bookmarkStart w:id="153" w:name="X1986d463f2a39f2d023e499d5e5d7a9fed86cae"/>
       <w:bookmarkEnd w:id="152"/>
       <w:r>
@@ -35450,7 +35614,7 @@
         <w:spacing w:before="200" w:after="80"/>
         <w:rPr/>
       </w:pPr>
-      <w:bookmarkStart w:id="154" w:name="__RefHeading___Toc7867_1339977371"/>
+      <w:bookmarkStart w:id="154" w:name="__RefHeading___Toc7914_2479639590"/>
       <w:bookmarkStart w:id="155" w:name="axis-1-scheduling-order"/>
       <w:bookmarkEnd w:id="154"/>
       <w:r>
@@ -35991,7 +36155,7 @@
         <w:spacing w:before="200" w:after="80"/>
         <w:rPr/>
       </w:pPr>
-      <w:bookmarkStart w:id="157" w:name="__RefHeading___Toc7869_1339977371"/>
+      <w:bookmarkStart w:id="157" w:name="__RefHeading___Toc7916_2479639590"/>
       <w:bookmarkStart w:id="158" w:name="axis-2-page-policy"/>
       <w:bookmarkEnd w:id="157"/>
       <w:r>
@@ -36176,7 +36340,7 @@
         <w:spacing w:before="200" w:after="80"/>
         <w:rPr/>
       </w:pPr>
-      <w:bookmarkStart w:id="159" w:name="__RefHeading___Toc7871_1339977371"/>
+      <w:bookmarkStart w:id="159" w:name="__RefHeading___Toc7918_2479639590"/>
       <w:bookmarkStart w:id="160" w:name="axis-3-refresh"/>
       <w:bookmarkEnd w:id="159"/>
       <w:r>
@@ -36839,7 +37003,7 @@
         <w:spacing w:before="200" w:after="80"/>
         <w:rPr/>
       </w:pPr>
-      <w:bookmarkStart w:id="163" w:name="__RefHeading___Toc7873_1339977371"/>
+      <w:bookmarkStart w:id="163" w:name="__RefHeading___Toc7920_2479639590"/>
       <w:bookmarkStart w:id="164" w:name="multi-id-traffic"/>
       <w:bookmarkEnd w:id="163"/>
       <w:r>
@@ -36968,7 +37132,7 @@
         <w:spacing w:before="280" w:after="80"/>
         <w:rPr/>
       </w:pPr>
-      <w:bookmarkStart w:id="167" w:name="__RefHeading___Toc7875_1339977371"/>
+      <w:bookmarkStart w:id="167" w:name="__RefHeading___Toc7922_2479639590"/>
       <w:bookmarkStart w:id="168" w:name="reproducing-these-numbers"/>
       <w:bookmarkEnd w:id="167"/>
       <w:r>
@@ -37628,7 +37792,7 @@
           </w:r>
           <w:r>
             <w:rPr/>
-            <w:t>44</w:t>
+            <w:t>45</w:t>
           </w:r>
           <w:r>
             <w:rPr/>
@@ -37655,7 +37819,7 @@
           </w:r>
           <w:r>
             <w:rPr/>
-            <w:t>44</w:t>
+            <w:t>45</w:t>
           </w:r>
           <w:r>
             <w:rPr/>
@@ -37775,7 +37939,7 @@
           </w:r>
           <w:r>
             <w:rPr/>
-            <w:t>44</w:t>
+            <w:t>45</w:t>
           </w:r>
           <w:r>
             <w:rPr/>
@@ -37802,7 +37966,7 @@
           </w:r>
           <w:r>
             <w:rPr/>
-            <w:t>44</w:t>
+            <w:t>45</w:t>
           </w:r>
           <w:r>
             <w:rPr/>
